--- a/backend/data/corpus/DOC-20240302-125.docx
+++ b/backend/data/corpus/DOC-20240302-125.docx
@@ -31,7 +31,7 @@
           <w:b/>
           <w:sz w:val="21"/>
         </w:rPr>
-        <w:t>HCP: Camila Dunmore, MD, Ironwood Neurology Associates, Lexington, KY (RSM)</w:t>
+        <w:t>HCP: Hamish Marchetti, MD, Riverstone Comprehensive Epilepsy Clinic, Hartford, CT (RSM)</w:t>
       </w:r>
     </w:p>
     <w:p>
@@ -46,7 +46,7 @@
         <w:rPr>
           <w:sz w:val="21"/>
         </w:rPr>
-        <w:t>A clipped conversation in the shared office, mostly logistics.</w:t>
+        <w:t>Titration habits came up in general terms; no specifics were discussed and none were offered.</w:t>
       </w:r>
     </w:p>
     <w:p>
@@ -61,7 +61,7 @@
         <w:rPr>
           <w:sz w:val="21"/>
         </w:rPr>
-        <w:t>The composition of long-standing patients has shifted over the last year or two.</w:t>
+        <w:t>Referenced a review that circulated on the service in passing.</w:t>
       </w:r>
     </w:p>
     <w:p>
@@ -76,7 +76,22 @@
         <w:rPr>
           <w:sz w:val="21"/>
         </w:rPr>
-        <w:t>The prior-authorization workflow went live without much warning, and that took up the first part of the conversation.</w:t>
+        <w:t>The composition of the refractory group has shifted over the last year or two.</w:t>
+      </w:r>
+    </w:p>
+    <w:p>
+      <w:r>
+        <w:rPr>
+          <w:sz w:val="21"/>
+        </w:rPr>
+      </w:r>
+    </w:p>
+    <w:p>
+      <w:r>
+        <w:rPr>
+          <w:sz w:val="21"/>
+        </w:rPr>
+        <w:t>Nothing that needed follow-up this time. Asked about safety and confirmed nothing to report.</w:t>
       </w:r>
     </w:p>
     <w:sectPr>
